--- a/resume.docx
+++ b/resume.docx
@@ -2,7 +2,7 @@
 <file path=word/document.xml><?xml version="1.0" encoding="utf-8"?>
 <w:document xmlns:w="http://schemas.openxmlformats.org/wordprocessingml/2006/main" xmlns:m="http://schemas.openxmlformats.org/officeDocument/2006/math" xmlns:r="http://schemas.openxmlformats.org/officeDocument/2006/relationships" xmlns:o="urn:schemas-microsoft-com:office:office" xmlns:v="urn:schemas-microsoft-com:vml" xmlns:w10="urn:schemas-microsoft-com:office:word" xmlns:a="http://schemas.openxmlformats.org/drawingml/2006/main" xmlns:pic="http://schemas.openxmlformats.org/drawingml/2006/picture" xmlns:wp="http://schemas.openxmlformats.org/drawingml/2006/wordprocessingDrawing">
   <w:body>
-    <w:bookmarkStart w:id="25" w:name="trystan-hill"/>
+    <w:bookmarkStart w:id="23" w:name="trystan-hill"/>
     <w:p>
       <w:pPr>
         <w:pStyle w:val="Heading1"/>
@@ -69,9 +69,6 @@
       <w:r>
         <w:t xml:space="preserve">Cloud &amp; Infrastructure: AWS, cloud governance, workload account management, cost optimization</w:t>
       </w:r>
-      <w:r>
-        <w:br/>
-      </w:r>
     </w:p>
     <w:p>
       <w:pPr>
@@ -82,7 +79,7 @@
         </w:numPr>
       </w:pPr>
       <w:r>
-        <w:t xml:space="preserve">DevOps &amp; CI/CD: GitHub Actions / Gitlab CI/CD, Jenkins, SaltStack, automated deployments</w:t>
+        <w:t xml:space="preserve">DevOps &amp; CI/CD: GitHub Actions / Gitlab CI/CD, Jenkins, SaltStack</w:t>
       </w:r>
     </w:p>
     <w:p>
@@ -96,9 +93,6 @@
       <w:r>
         <w:t xml:space="preserve">Backend Engineering: C#, Python, Java, SQL Server, PostgreSQL, MySQL</w:t>
       </w:r>
-      <w:r>
-        <w:br/>
-      </w:r>
     </w:p>
     <w:p>
       <w:pPr>
@@ -125,7 +119,7 @@
       </w:r>
     </w:p>
     <w:bookmarkEnd w:id="10"/>
-    <w:bookmarkStart w:id="16" w:name="experience"/>
+    <w:bookmarkStart w:id="15" w:name="experience"/>
     <w:p>
       <w:pPr>
         <w:pStyle w:val="Heading2"/>
@@ -154,53 +148,101 @@
         </w:rPr>
         <w:t xml:space="preserve">08/2016 – Present</w:t>
       </w:r>
-      <w:r>
-        <w:t xml:space="preserve"> </w:t>
-      </w:r>
-      <w:r>
-        <w:t xml:space="preserve">- Member of the Cloud team supporting hundreds of workload accounts, driving governance, security posture, and company-wide cloud cost reductions.</w:t>
-      </w:r>
-      <w:r>
-        <w:br/>
-      </w:r>
-      <w:r>
-        <w:t xml:space="preserve">- Responsible for the CDN’s Customer Portal infrastructure and CI/CD, improving performance and reducing cloud spend.</w:t>
-      </w:r>
-      <w:r>
-        <w:br/>
-      </w:r>
-      <w:r>
-        <w:t xml:space="preserve">- Automated the migration of the Customer Portal from bare metal to cloud, including infrastructure automation, deployment pipelines, and service hardening.</w:t>
-      </w:r>
-      <w:r>
-        <w:br/>
-      </w:r>
-      <w:r>
-        <w:t xml:space="preserve">- Lead contributor in Edgecast’s API Guild, running API specification reviews and guiding teams toward consistent, developer-friendly API standards.</w:t>
-      </w:r>
-      <w:r>
-        <w:br/>
-      </w:r>
-      <w:r>
-        <w:t xml:space="preserve">- Earlier DevOps role focused on CI/CD automation, cloud deployments, and modernizing monolithic systems.</w:t>
-      </w:r>
-      <w:r>
-        <w:br/>
-      </w:r>
-      <w:r>
-        <w:t xml:space="preserve">- Deployed telemetry and monitoring that exposed critical performance bottlenecks, leading refactoring efforts to improving response times.</w:t>
-      </w:r>
-      <w:r>
-        <w:br/>
-      </w:r>
-      <w:r>
-        <w:t xml:space="preserve">- Previously led a Customer Portal feature team, delivering new CDN configuration products and migrating customers from legacy versions.</w:t>
-      </w:r>
-      <w:r>
-        <w:br/>
-      </w:r>
-      <w:r>
-        <w:t xml:space="preserve">- Regular sprint development using Agile methodologies.</w:t>
+    </w:p>
+    <w:p>
+      <w:pPr>
+        <w:pStyle w:val="Compact"/>
+        <w:numPr>
+          <w:ilvl w:val="0"/>
+          <w:numId w:val="1002"/>
+        </w:numPr>
+      </w:pPr>
+      <w:r>
+        <w:t xml:space="preserve">Member of the Cloud team supporting hundreds of workload accounts, driving governance, security posture, and company-wide cloud cost reductions.</w:t>
+      </w:r>
+    </w:p>
+    <w:p>
+      <w:pPr>
+        <w:pStyle w:val="Compact"/>
+        <w:numPr>
+          <w:ilvl w:val="0"/>
+          <w:numId w:val="1002"/>
+        </w:numPr>
+      </w:pPr>
+      <w:r>
+        <w:t xml:space="preserve">Responsible for the CDN’s Customer Portal infrastructure and CI/CD, improving performance and reducing cloud spend.</w:t>
+      </w:r>
+    </w:p>
+    <w:p>
+      <w:pPr>
+        <w:pStyle w:val="Compact"/>
+        <w:numPr>
+          <w:ilvl w:val="0"/>
+          <w:numId w:val="1002"/>
+        </w:numPr>
+      </w:pPr>
+      <w:r>
+        <w:t xml:space="preserve">Automated the migration of the Customer Portal from bare metal to cloud, including infrastructure automation, deployment pipelines, and service hardening.</w:t>
+      </w:r>
+    </w:p>
+    <w:p>
+      <w:pPr>
+        <w:pStyle w:val="Compact"/>
+        <w:numPr>
+          <w:ilvl w:val="0"/>
+          <w:numId w:val="1002"/>
+        </w:numPr>
+      </w:pPr>
+      <w:r>
+        <w:t xml:space="preserve">Lead contributor in Edgecast’s API Guild, running API specification reviews and guiding teams toward consistent, developer-friendly API standards.</w:t>
+      </w:r>
+    </w:p>
+    <w:p>
+      <w:pPr>
+        <w:pStyle w:val="Compact"/>
+        <w:numPr>
+          <w:ilvl w:val="0"/>
+          <w:numId w:val="1002"/>
+        </w:numPr>
+      </w:pPr>
+      <w:r>
+        <w:t xml:space="preserve">Earlier DevOps role focused on CI/CD automation, cloud deployments, and modernizing monolithic systems.</w:t>
+      </w:r>
+    </w:p>
+    <w:p>
+      <w:pPr>
+        <w:pStyle w:val="Compact"/>
+        <w:numPr>
+          <w:ilvl w:val="0"/>
+          <w:numId w:val="1002"/>
+        </w:numPr>
+      </w:pPr>
+      <w:r>
+        <w:t xml:space="preserve">Deployed telemetry and monitoring that exposed critical performance bottlenecks, leading refactoring efforts to improving response times.</w:t>
+      </w:r>
+    </w:p>
+    <w:p>
+      <w:pPr>
+        <w:pStyle w:val="Compact"/>
+        <w:numPr>
+          <w:ilvl w:val="0"/>
+          <w:numId w:val="1002"/>
+        </w:numPr>
+      </w:pPr>
+      <w:r>
+        <w:t xml:space="preserve">Previously led a Customer Portal feature team, delivering new CDN configuration products and migrating customers from legacy versions.</w:t>
+      </w:r>
+    </w:p>
+    <w:p>
+      <w:pPr>
+        <w:pStyle w:val="Compact"/>
+        <w:numPr>
+          <w:ilvl w:val="0"/>
+          <w:numId w:val="1002"/>
+        </w:numPr>
+      </w:pPr>
+      <w:r>
+        <w:t xml:space="preserve">Regular sprint development using Agile methodologies.</w:t>
       </w:r>
     </w:p>
     <w:bookmarkEnd w:id="11"/>
@@ -224,35 +266,65 @@
         </w:rPr>
         <w:t xml:space="preserve">08/2011 – 08/2016</w:t>
       </w:r>
-      <w:r>
-        <w:t xml:space="preserve"> </w:t>
-      </w:r>
-      <w:r>
-        <w:t xml:space="preserve">- Full-stack development using C#, ASP.NET, Hibernate, and JavaScript across data access, backend logic, and client-side features.</w:t>
-      </w:r>
-      <w:r>
-        <w:br/>
-      </w:r>
-      <w:r>
-        <w:t xml:space="preserve">- Collaborated with an international engineering team using Agile SCRUM.</w:t>
-      </w:r>
-      <w:r>
-        <w:br/>
-      </w:r>
-      <w:r>
-        <w:t xml:space="preserve">- Partnered with product and functional teams to design and refine customer-facing solutions.</w:t>
-      </w:r>
-      <w:r>
-        <w:br/>
-      </w:r>
-      <w:r>
-        <w:t xml:space="preserve">- Built automation tools including large-scale email outreach systems and internal operational scripts.</w:t>
-      </w:r>
-      <w:r>
-        <w:br/>
-      </w:r>
-      <w:r>
-        <w:t xml:space="preserve">- Supported mission-critical application instances, including emergency response planning and execution.</w:t>
+    </w:p>
+    <w:p>
+      <w:pPr>
+        <w:pStyle w:val="Compact"/>
+        <w:numPr>
+          <w:ilvl w:val="0"/>
+          <w:numId w:val="1003"/>
+        </w:numPr>
+      </w:pPr>
+      <w:r>
+        <w:t xml:space="preserve">Full-stack development using C#, ASP.NET, Hibernate, and JavaScript across data access, backend logic, and client-side features.</w:t>
+      </w:r>
+    </w:p>
+    <w:p>
+      <w:pPr>
+        <w:pStyle w:val="Compact"/>
+        <w:numPr>
+          <w:ilvl w:val="0"/>
+          <w:numId w:val="1003"/>
+        </w:numPr>
+      </w:pPr>
+      <w:r>
+        <w:t xml:space="preserve">Collaborated with an international engineering team using Agile SCRUM.</w:t>
+      </w:r>
+    </w:p>
+    <w:p>
+      <w:pPr>
+        <w:pStyle w:val="Compact"/>
+        <w:numPr>
+          <w:ilvl w:val="0"/>
+          <w:numId w:val="1003"/>
+        </w:numPr>
+      </w:pPr>
+      <w:r>
+        <w:t xml:space="preserve">Partnered with product and functional teams to design and refine customer-facing solutions.</w:t>
+      </w:r>
+    </w:p>
+    <w:p>
+      <w:pPr>
+        <w:pStyle w:val="Compact"/>
+        <w:numPr>
+          <w:ilvl w:val="0"/>
+          <w:numId w:val="1003"/>
+        </w:numPr>
+      </w:pPr>
+      <w:r>
+        <w:t xml:space="preserve">Built automation tools including large-scale email outreach systems and internal operational scripts.</w:t>
+      </w:r>
+    </w:p>
+    <w:p>
+      <w:pPr>
+        <w:pStyle w:val="Compact"/>
+        <w:numPr>
+          <w:ilvl w:val="0"/>
+          <w:numId w:val="1003"/>
+        </w:numPr>
+      </w:pPr>
+      <w:r>
+        <w:t xml:space="preserve">Supported mission-critical application instances, including emergency response planning and execution.</w:t>
       </w:r>
     </w:p>
     <w:bookmarkEnd w:id="12"/>
@@ -276,29 +348,53 @@
         </w:rPr>
         <w:t xml:space="preserve">08/2006 – 08/2011</w:t>
       </w:r>
-      <w:r>
-        <w:t xml:space="preserve"> </w:t>
-      </w:r>
-      <w:r>
-        <w:t xml:space="preserve">- Designed and maintained systems ranging from Windows services to database-driven server applications.</w:t>
-      </w:r>
-      <w:r>
-        <w:br/>
-      </w:r>
-      <w:r>
-        <w:t xml:space="preserve">- Led development of C# ASP.NET web applications across data, backend, and UI layers.</w:t>
-      </w:r>
-      <w:r>
-        <w:br/>
-      </w:r>
-      <w:r>
-        <w:t xml:space="preserve">- Maintained internal services (SVN hosting, Linux servers).</w:t>
-      </w:r>
-      <w:r>
-        <w:br/>
-      </w:r>
-      <w:r>
-        <w:t xml:space="preserve">- Consulted with clients on solution design, architecture, and technical strategy.</w:t>
+    </w:p>
+    <w:p>
+      <w:pPr>
+        <w:pStyle w:val="Compact"/>
+        <w:numPr>
+          <w:ilvl w:val="0"/>
+          <w:numId w:val="1004"/>
+        </w:numPr>
+      </w:pPr>
+      <w:r>
+        <w:t xml:space="preserve">Designed and maintained systems ranging from Windows services to database-driven server applications.</w:t>
+      </w:r>
+    </w:p>
+    <w:p>
+      <w:pPr>
+        <w:pStyle w:val="Compact"/>
+        <w:numPr>
+          <w:ilvl w:val="0"/>
+          <w:numId w:val="1004"/>
+        </w:numPr>
+      </w:pPr>
+      <w:r>
+        <w:t xml:space="preserve">Led development of C# ASP.NET web applications across data, backend, and UI layers.</w:t>
+      </w:r>
+    </w:p>
+    <w:p>
+      <w:pPr>
+        <w:pStyle w:val="Compact"/>
+        <w:numPr>
+          <w:ilvl w:val="0"/>
+          <w:numId w:val="1004"/>
+        </w:numPr>
+      </w:pPr>
+      <w:r>
+        <w:t xml:space="preserve">Maintained internal services (SVN hosting, Linux servers).</w:t>
+      </w:r>
+    </w:p>
+    <w:p>
+      <w:pPr>
+        <w:pStyle w:val="Compact"/>
+        <w:numPr>
+          <w:ilvl w:val="0"/>
+          <w:numId w:val="1004"/>
+        </w:numPr>
+      </w:pPr>
+      <w:r>
+        <w:t xml:space="preserve">Consulted with clients on solution design, architecture, and technical strategy.</w:t>
       </w:r>
     </w:p>
     <w:bookmarkEnd w:id="13"/>
@@ -322,50 +418,34 @@
         </w:rPr>
         <w:t xml:space="preserve">02/2006 – 08/2006</w:t>
       </w:r>
-      <w:r>
-        <w:t xml:space="preserve"> </w:t>
-      </w:r>
-      <w:r>
-        <w:t xml:space="preserve">- Administered shared and dedicated RHEL, Debian, and Windows Server environments.</w:t>
-      </w:r>
-      <w:r>
-        <w:br/>
-      </w:r>
-      <w:r>
-        <w:t xml:space="preserve">- Performed datacenter work, network upgrades, and hands-on support for colocated machines.</w:t>
+    </w:p>
+    <w:p>
+      <w:pPr>
+        <w:pStyle w:val="Compact"/>
+        <w:numPr>
+          <w:ilvl w:val="0"/>
+          <w:numId w:val="1005"/>
+        </w:numPr>
+      </w:pPr>
+      <w:r>
+        <w:t xml:space="preserve">Administered shared and dedicated RHEL, Debian, and Windows Server environments.</w:t>
+      </w:r>
+    </w:p>
+    <w:p>
+      <w:pPr>
+        <w:pStyle w:val="Compact"/>
+        <w:numPr>
+          <w:ilvl w:val="0"/>
+          <w:numId w:val="1005"/>
+        </w:numPr>
+      </w:pPr>
+      <w:r>
+        <w:t xml:space="preserve">Performed datacenter work, network upgrades, and hands-on support for colocated machines.</w:t>
       </w:r>
     </w:p>
     <w:bookmarkEnd w:id="14"/>
-    <w:bookmarkStart w:id="15" w:name="eftel-pnc-helpdesk-representative"/>
-    <w:p>
-      <w:pPr>
-        <w:pStyle w:val="Heading3"/>
-      </w:pPr>
-      <w:r>
-        <w:t xml:space="preserve">Eftel PNC — Helpdesk Representative</w:t>
-      </w:r>
-    </w:p>
-    <w:p>
-      <w:pPr>
-        <w:pStyle w:val="FirstParagraph"/>
-      </w:pPr>
-      <w:r>
-        <w:rPr>
-          <w:b/>
-          <w:bCs/>
-        </w:rPr>
-        <w:t xml:space="preserve">2000 – 2003</w:t>
-      </w:r>
-      <w:r>
-        <w:t xml:space="preserve"> </w:t>
-      </w:r>
-      <w:r>
-        <w:t xml:space="preserve">- Supported corporate and wholesale customers across all ISP connection types via phone, email, and in-person troubleshooting.</w:t>
-      </w:r>
-    </w:p>
     <w:bookmarkEnd w:id="15"/>
-    <w:bookmarkEnd w:id="16"/>
-    <w:bookmarkStart w:id="17" w:name="education"/>
+    <w:bookmarkStart w:id="16" w:name="education"/>
     <w:p>
       <w:pPr>
         <w:pStyle w:val="Heading2"/>
@@ -391,15 +471,17 @@
       <w:r>
         <w:t xml:space="preserve">— University of Western Sydney (2005)</w:t>
       </w:r>
-      <w:r>
-        <w:br/>
-      </w:r>
+    </w:p>
+    <w:p>
+      <w:pPr>
+        <w:pStyle w:val="BodyText"/>
+      </w:pPr>
       <w:r>
         <w:t xml:space="preserve">Minor in Networking. Completed a study-abroad semester at California State University Long Beach on two academic scholarships.</w:t>
       </w:r>
     </w:p>
-    <w:bookmarkEnd w:id="17"/>
-    <w:bookmarkStart w:id="22" w:name="projects-activities"/>
+    <w:bookmarkEnd w:id="16"/>
+    <w:bookmarkStart w:id="21" w:name="projects-activities"/>
     <w:p>
       <w:pPr>
         <w:pStyle w:val="Heading2"/>
@@ -408,7 +490,7 @@
         <w:t xml:space="preserve">PROJECTS &amp; ACTIVITIES</w:t>
       </w:r>
     </w:p>
-    <w:bookmarkStart w:id="19" w:name="ladotnet-organizer-host"/>
+    <w:bookmarkStart w:id="18" w:name="ladotnet-organizer-host"/>
     <w:p>
       <w:pPr>
         <w:pStyle w:val="Heading3"/>
@@ -428,22 +510,34 @@
         </w:rPr>
         <w:t xml:space="preserve">2016 – Present</w:t>
       </w:r>
+    </w:p>
+    <w:p>
+      <w:pPr>
+        <w:pStyle w:val="Compact"/>
+        <w:numPr>
+          <w:ilvl w:val="0"/>
+          <w:numId w:val="1006"/>
+        </w:numPr>
+      </w:pPr>
+      <w:r>
+        <w:t xml:space="preserve">Organize and host the LADOTNET meetup group, facilitating community learning and knowledge sharing.</w:t>
+      </w:r>
+    </w:p>
+    <w:p>
+      <w:pPr>
+        <w:pStyle w:val="Compact"/>
+        <w:numPr>
+          <w:ilvl w:val="0"/>
+          <w:numId w:val="1006"/>
+        </w:numPr>
+      </w:pPr>
+      <w:r>
+        <w:t xml:space="preserve">Presented</w:t>
+      </w:r>
       <w:r>
         <w:t xml:space="preserve"> </w:t>
       </w:r>
-      <w:r>
-        <w:t xml:space="preserve">- Organize and host the LADOTNET meetup group, facilitating community learning and knowledge sharing.</w:t>
-      </w:r>
-      <w:r>
-        <w:br/>
-      </w:r>
-      <w:r>
-        <w:t xml:space="preserve">- Presented</w:t>
-      </w:r>
-      <w:r>
-        <w:t xml:space="preserve"> </w:t>
-      </w:r>
-      <w:hyperlink r:id="rId18">
+      <w:hyperlink r:id="rId17">
         <w:r>
           <w:rPr>
             <w:rStyle w:val="Hyperlink"/>
@@ -452,8 +546,8 @@
         </w:r>
       </w:hyperlink>
     </w:p>
-    <w:bookmarkEnd w:id="19"/>
-    <w:bookmarkStart w:id="20" w:name="hyperion-json-spec-contributor-reviewer"/>
+    <w:bookmarkEnd w:id="18"/>
+    <w:bookmarkStart w:id="19" w:name="hyperion-json-spec-contributor-reviewer"/>
     <w:p>
       <w:pPr>
         <w:pStyle w:val="Heading3"/>
@@ -473,21 +567,33 @@
         </w:rPr>
         <w:t xml:space="preserve">2017 – Present</w:t>
       </w:r>
-      <w:r>
-        <w:t xml:space="preserve"> </w:t>
-      </w:r>
-      <w:r>
-        <w:t xml:space="preserve">- Helped define Edgecast’s lightweight JSON specification, balancing conventions with usability.</w:t>
-      </w:r>
-      <w:r>
-        <w:br/>
-      </w:r>
-      <w:r>
-        <w:t xml:space="preserve">- Run API spec reviews to drive organization-wide adoption and consistency.</w:t>
-      </w:r>
-    </w:p>
-    <w:bookmarkEnd w:id="20"/>
-    <w:bookmarkStart w:id="21" w:name="intel-make-it-wearable-software-engineer"/>
+    </w:p>
+    <w:p>
+      <w:pPr>
+        <w:pStyle w:val="Compact"/>
+        <w:numPr>
+          <w:ilvl w:val="0"/>
+          <w:numId w:val="1007"/>
+        </w:numPr>
+      </w:pPr>
+      <w:r>
+        <w:t xml:space="preserve">Helped define Edgecast’s lightweight JSON specification, balancing conventions with usability.</w:t>
+      </w:r>
+    </w:p>
+    <w:p>
+      <w:pPr>
+        <w:pStyle w:val="Compact"/>
+        <w:numPr>
+          <w:ilvl w:val="0"/>
+          <w:numId w:val="1007"/>
+        </w:numPr>
+      </w:pPr>
+      <w:r>
+        <w:t xml:space="preserve">Run API spec reviews to drive organization-wide adoption and consistency.</w:t>
+      </w:r>
+    </w:p>
+    <w:bookmarkEnd w:id="19"/>
+    <w:bookmarkStart w:id="20" w:name="intel-make-it-wearable-software-engineer"/>
     <w:p>
       <w:pPr>
         <w:pStyle w:val="Heading3"/>
@@ -507,74 +613,68 @@
         </w:rPr>
         <w:t xml:space="preserve">2014</w:t>
       </w:r>
-      <w:r>
-        <w:t xml:space="preserve"> </w:t>
-      </w:r>
-      <w:r>
-        <w:t xml:space="preserve">- Member of the finalist team pitching the Urban Pet Tracker, an IoT behavioral analysis device.</w:t>
-      </w:r>
-      <w:r>
-        <w:br/>
-      </w:r>
-      <w:r>
-        <w:t xml:space="preserve">- Developed prototype code using Electric Imp and Intel Edison; contributed to pitch scripting and presentation.</w:t>
-      </w:r>
-    </w:p>
+    </w:p>
+    <w:p>
+      <w:pPr>
+        <w:pStyle w:val="Compact"/>
+        <w:numPr>
+          <w:ilvl w:val="0"/>
+          <w:numId w:val="1008"/>
+        </w:numPr>
+      </w:pPr>
+      <w:r>
+        <w:t xml:space="preserve">Member of the finalist team pitching the Urban Pet Tracker, an IoT behavioral analysis device.</w:t>
+      </w:r>
+    </w:p>
+    <w:p>
+      <w:pPr>
+        <w:pStyle w:val="Compact"/>
+        <w:numPr>
+          <w:ilvl w:val="0"/>
+          <w:numId w:val="1008"/>
+        </w:numPr>
+      </w:pPr>
+      <w:r>
+        <w:t xml:space="preserve">Developed prototype code using Electric Imp and Intel Edison; contributed to pitch scripting and presentation.</w:t>
+      </w:r>
+    </w:p>
+    <w:bookmarkEnd w:id="20"/>
     <w:bookmarkEnd w:id="21"/>
+    <w:bookmarkStart w:id="22" w:name="additional"/>
+    <w:p>
+      <w:pPr>
+        <w:pStyle w:val="Heading2"/>
+      </w:pPr>
+      <w:r>
+        <w:t xml:space="preserve">ADDITIONAL</w:t>
+      </w:r>
+    </w:p>
+    <w:p>
+      <w:pPr>
+        <w:pStyle w:val="Compact"/>
+        <w:numPr>
+          <w:ilvl w:val="0"/>
+          <w:numId w:val="1009"/>
+        </w:numPr>
+      </w:pPr>
+      <w:r>
+        <w:t xml:space="preserve">Languages: C#, Python, Java</w:t>
+      </w:r>
+    </w:p>
+    <w:p>
+      <w:pPr>
+        <w:pStyle w:val="Compact"/>
+        <w:numPr>
+          <w:ilvl w:val="0"/>
+          <w:numId w:val="1009"/>
+        </w:numPr>
+      </w:pPr>
+      <w:r>
+        <w:t xml:space="preserve">Interests: Programming, cycling, music, historical fiction, yoga, cats, Rocket League, DevOps, garlic, VSCode</w:t>
+      </w:r>
+    </w:p>
     <w:bookmarkEnd w:id="22"/>
-    <w:bookmarkStart w:id="24" w:name="additional"/>
-    <w:p>
-      <w:pPr>
-        <w:pStyle w:val="Heading2"/>
-      </w:pPr>
-      <w:r>
-        <w:t xml:space="preserve">ADDITIONAL</w:t>
-      </w:r>
-    </w:p>
-    <w:p>
-      <w:pPr>
-        <w:pStyle w:val="Compact"/>
-        <w:numPr>
-          <w:ilvl w:val="0"/>
-          <w:numId w:val="1002"/>
-        </w:numPr>
-      </w:pPr>
-      <w:r>
-        <w:t xml:space="preserve">Languages: C#, Python, Java</w:t>
-      </w:r>
-      <w:r>
-        <w:br/>
-      </w:r>
-    </w:p>
-    <w:p>
-      <w:pPr>
-        <w:pStyle w:val="Compact"/>
-        <w:numPr>
-          <w:ilvl w:val="0"/>
-          <w:numId w:val="1002"/>
-        </w:numPr>
-      </w:pPr>
-      <w:r>
-        <w:t xml:space="preserve">Interests: Programming, cycling, music, historical fiction, yoga, cats, Rocket League, DevOps, garlic, VSCode</w:t>
-      </w:r>
-    </w:p>
-    <w:p>
-      <w:pPr>
-        <w:pStyle w:val="FirstParagraph"/>
-      </w:pPr>
-      <w:hyperlink r:id="rId23">
-        <w:r>
-          <w:rPr>
-            <w:rStyle w:val="Hyperlink"/>
-            <w:b/>
-            <w:bCs/>
-          </w:rPr>
-          <w:t xml:space="preserve">Old-style resume</w:t>
-        </w:r>
-      </w:hyperlink>
-    </w:p>
-    <w:bookmarkEnd w:id="24"/>
-    <w:bookmarkEnd w:id="25"/>
+    <w:bookmarkEnd w:id="23"/>
     <w:sectPr>
       <w:footnotePr>
         <w:numRestart w:val="eachSect"/>
@@ -795,6 +895,27 @@
     <w:abstractNumId w:val="991"/>
   </w:num>
   <w:num w:numId="1002">
+    <w:abstractNumId w:val="991"/>
+  </w:num>
+  <w:num w:numId="1003">
+    <w:abstractNumId w:val="991"/>
+  </w:num>
+  <w:num w:numId="1004">
+    <w:abstractNumId w:val="991"/>
+  </w:num>
+  <w:num w:numId="1005">
+    <w:abstractNumId w:val="991"/>
+  </w:num>
+  <w:num w:numId="1006">
+    <w:abstractNumId w:val="991"/>
+  </w:num>
+  <w:num w:numId="1007">
+    <w:abstractNumId w:val="991"/>
+  </w:num>
+  <w:num w:numId="1008">
+    <w:abstractNumId w:val="991"/>
+  </w:num>
+  <w:num w:numId="1009">
     <w:abstractNumId w:val="991"/>
   </w:num>
 </w:numbering>
